--- a/docs/GNI_Philosophy_Policy_Sharpened_S32.docx
+++ b/docs/GNI_Philosophy_Policy_Sharpened_S32.docx
@@ -48,7 +48,7 @@
           <w:sz w:val="22"/>
           <w:szCs w:val="22"/>
         </w:rPr>
-        <w:t xml:space="preserve">Informed by Project Lens — All Sessions LENS-001 through LENS-024</w:t>
+        <w:t xml:space="preserve">Informed by Partner B — All Sessions Partner B through Partner B</w:t>
       </w:r>
     </w:p>
     <w:p>
@@ -1046,7 +1046,7 @@
           <w:sz w:val="32"/>
           <w:szCs w:val="32"/>
         </w:rPr>
-        <w:t xml:space="preserve">Part 2 — Philosophy Gaps (LENS Cross-Examination)</w:t>
+        <w:t xml:space="preserve">Part 2 — Philosophy Gaps (Partner B Cross-Examination)</w:t>
       </w:r>
     </w:p>
     <w:p>
@@ -1059,7 +1059,7 @@
           <w:sz w:val="22"/>
           <w:szCs w:val="22"/>
         </w:rPr>
-        <w:t xml:space="preserve">Reading all 24 LENS sessions against GNI's 32 sprints reveals six structural gaps between what GNI claims to be and what it actually does today.</w:t>
+        <w:t xml:space="preserve">Reading all 24 Partner B sessions against GNI's 32 sprints reveals six structural gaps between what GNI claims to be and what it actually does today.</w:t>
       </w:r>
     </w:p>
     <w:p>
@@ -1104,7 +1104,7 @@
           <w:sz w:val="22"/>
           <w:szCs w:val="22"/>
         </w:rPr>
-        <w:t xml:space="preserve">LENS proof: </w:t>
+        <w:t xml:space="preserve">Partner B proof: REF-YYYYMMDD-NNNN identifiers built in Partner B made every finding traceable to its source. Without source attribution in predictions, the GPVS loop cannot close.</w:t>
       </w:r>
       <w:r>
         <w:rPr>
@@ -1112,7 +1112,7 @@
           <w:sz w:val="22"/>
           <w:szCs w:val="22"/>
         </w:rPr>
-        <w:t xml:space="preserve">REF-YYYYMMDD-NNNN identifiers built in LENS-012 made every finding traceable to its source. Without source attribution in predictions, the GPVS loop cannot close.</w:t>
+        <w:t xml:space="preserve"/>
       </w:r>
     </w:p>
     <w:p>
@@ -1142,7 +1142,7 @@
           <w:sz w:val="22"/>
           <w:szCs w:val="22"/>
         </w:rPr>
-        <w:t xml:space="preserve">GNI achieved L7 autonomy — it runs, heals, and adapts without human intervention. But autonomy without information integrity compounds errors, not intelligence. LENS built information integrity as its first principle: 54-vocabulary language sanitization before every LLM call, one-way information flow, ethics tests per source.</w:t>
+        <w:t xml:space="preserve">GNI achieved L7 autonomy — it runs, heals, and adapts without human intervention. But autonomy without information integrity compounds errors, not intelligence. Partner B built information integrity as its first principle: 54-vocabulary language sanitization before every LLM call, one-way information flow, ethics tests per source.</w:t>
       </w:r>
     </w:p>
     <w:p>
@@ -1195,7 +1195,7 @@
           <w:sz w:val="22"/>
           <w:szCs w:val="22"/>
         </w:rPr>
-        <w:t xml:space="preserve">The Black Swan identifies unknown dangers and the Ostrich identifies ignored realities — but neither can ENFORCE their insight. The Arbitrator can and does override both. LENS lesson: corrections enforced at code level cannot be ignored by the LLM. The MAD protocol identifies blind spots brilliantly but has no hard constraint channel.</w:t>
+        <w:t xml:space="preserve">The Black Swan identifies unknown dangers and the Ostrich identifies ignored realities — but neither can ENFORCE their insight. The Arbitrator can and does override both. Partner B lesson: corrections enforced at code level cannot be ignored by the LLM. The MAD protocol identifies blind spots brilliantly but has no hard constraint channel.</w:t>
       </w:r>
     </w:p>
     <w:p>
@@ -1255,7 +1255,7 @@
           <w:sz w:val="22"/>
           <w:szCs w:val="22"/>
         </w:rPr>
-        <w:t xml:space="preserve">GNI cannot detect what is ABSENT from its sources. LENS built PHI-002 gap analysis: when a topic SHOULD be prominent given current escalation but is NOT in collected articles — that absence is itself intelligence. African sovereignty, Southeast Asian conflicts, Global South events are systematically underrepresented. No adversarial source canaries exist — the system cannot detect 'RT is suddenly dominant' as a narrative push signal.</w:t>
+        <w:t xml:space="preserve">GNI cannot detect what is ABSENT from its sources. Partner B built PHI-002 gap analysis: when a topic SHOULD be prominent given current escalation but is NOT in collected articles — that absence is itself intelligence. African sovereignty, Southeast Asian conflicts, Global South events are systematically underrepresented. No adversarial source canaries exist — the system cannot detect 'RT is suddenly dominant' as a narrative push signal.</w:t>
       </w:r>
     </w:p>
     <w:p>
@@ -1285,7 +1285,7 @@
           <w:sz w:val="22"/>
           <w:szCs w:val="22"/>
         </w:rPr>
-        <w:t xml:space="preserve">Each MAD debate starts with no memory of the previous 31 debates. A topic that has been BEARISH for 21 consecutive runs carries the same weight as a brand-new topic. LENS S3 detects patterns across 7/30/90 day windows to catch manufactured causality. GNI's escalation trend (7-run sparkline) exists in Mission Control but is never injected into MAD pre-prompt context.</w:t>
+        <w:t xml:space="preserve">Each MAD debate starts with no memory of the previous 31 debates. A topic that has been BEARISH for 21 consecutive runs carries the same weight as a brand-new topic. Partner B S3 detects patterns across 7/30/90 day windows to catch manufactured causality. GNI's escalation trend (7-run sparkline) exists in Mission Control but is never injected into MAD pre-prompt context.</w:t>
       </w:r>
     </w:p>
     <w:p>
@@ -1393,7 +1393,7 @@
           <w:sz w:val="22"/>
           <w:szCs w:val="22"/>
         </w:rPr>
-        <w:t xml:space="preserve">The MAD protocol identifies blind spots through the Johari Window framework. The upgrade: Black Swan and Ostrich findings with confidence above threshold must be enforced at code level before the Arbitrator synthesizes — prepended as hard constraints, not debate points. LENS proof: apply_s2_corrections() prevents corrections from being voted down by the majority.</w:t>
+        <w:t xml:space="preserve">The MAD protocol identifies blind spots through the Johari Window framework. The upgrade: Black Swan and Ostrich findings with confidence above threshold must be enforced at code level before the Arbitrator synthesizes — prepended as hard constraints, not debate points. Partner B proof: apply_s2_corrections() prevents corrections from being voted down by the majority.</w:t>
       </w:r>
     </w:p>
     <w:p>
@@ -1453,7 +1453,7 @@
           <w:sz w:val="22"/>
           <w:szCs w:val="22"/>
         </w:rPr>
-        <w:t xml:space="preserve">Free-tier constraint is not a budget compromise — it is a design principle that forces accountability. But LENS adds: the system's own reasoning must also be constrained by integrity rules. Language sanitization (54 vocabulary items stripped before LLM calls) prevents manufactured emotional amplification from entering the debate. The constraint that makes GNI better is not just 'free tier' — it is 'every input must be clean before the AI sees it.'</w:t>
+        <w:t xml:space="preserve">Free-tier constraint is not a budget compromise — it is a design principle that forces accountability. But Partner B adds: the system's own reasoning must also be constrained by integrity rules. Language sanitization (54 vocabulary items stripped before LLM calls) prevents manufactured emotional amplification from entering the debate. The constraint that makes GNI better is not just 'free tier' — it is 'every input must be clean before the AI sees it.'</w:t>
       </w:r>
     </w:p>
     <w:p>
@@ -1846,7 +1846,7 @@
                 <w:sz w:val="20"/>
                 <w:szCs w:val="20"/>
               </w:rPr>
-              <w:t xml:space="preserve">LR-068 + LENS</w:t>
+              <w:t xml:space="preserve">GNI-L-017 + Partner B</w:t>
             </w:r>
           </w:p>
         </w:tc>
@@ -1956,7 +1956,7 @@
                 <w:sz w:val="20"/>
                 <w:szCs w:val="20"/>
               </w:rPr>
-              <w:t xml:space="preserve">LR-060 (LENS)</w:t>
+              <w:t xml:space="preserve">GNI-L-018 (Partner B)</w:t>
             </w:r>
           </w:p>
         </w:tc>
@@ -2066,7 +2066,7 @@
                 <w:sz w:val="20"/>
                 <w:szCs w:val="20"/>
               </w:rPr>
-              <w:t xml:space="preserve">LENS-012</w:t>
+              <w:t xml:space="preserve">Partner B</w:t>
             </w:r>
           </w:p>
         </w:tc>
@@ -2176,7 +2176,7 @@
                 <w:sz w:val="20"/>
                 <w:szCs w:val="20"/>
               </w:rPr>
-              <w:t xml:space="preserve">LENS-010</w:t>
+              <w:t xml:space="preserve">Partner B</w:t>
             </w:r>
           </w:p>
         </w:tc>
@@ -2286,7 +2286,7 @@
                 <w:sz w:val="20"/>
                 <w:szCs w:val="20"/>
               </w:rPr>
-              <w:t xml:space="preserve">LENS lens_sanitize.py</w:t>
+              <w:t xml:space="preserve">Partner B lens_sanitize.py</w:t>
             </w:r>
           </w:p>
         </w:tc>
@@ -2396,7 +2396,7 @@
                 <w:sz w:val="20"/>
                 <w:szCs w:val="20"/>
               </w:rPr>
-              <w:t xml:space="preserve">GNI-R-113 + LENS-010</w:t>
+              <w:t xml:space="preserve">GNI-R-113 + Partner B</w:t>
             </w:r>
           </w:p>
         </w:tc>
@@ -2537,7 +2537,7 @@
           <w:sz w:val="32"/>
           <w:szCs w:val="32"/>
         </w:rPr>
-        <w:t xml:space="preserve">Part 5 — New Principles Born from LENS</w:t>
+        <w:t xml:space="preserve">Part 5 — New Principles Born from Partner B</w:t>
       </w:r>
     </w:p>
     <w:p>
@@ -2567,7 +2567,7 @@
           <w:sz w:val="22"/>
           <w:szCs w:val="22"/>
         </w:rPr>
-        <w:t xml:space="preserve">LENS's most powerful architectural insight: the collector must NEVER be protected from injection or manipulation. If you protect it, you blind it. The raw, contaminated signal IS the signal — it tells you what bad actors want you to see. GNI Stage 1 RSS collection must remain unfiltered. Injection detection at Stage 1b is correct. The canary's job is to get poisoned so the system can detect the poison. Do not protect the canary.</w:t>
+        <w:t xml:space="preserve">Partner B's most powerful architectural insight: the collector must NEVER be protected from injection or manipulation. If you protect it, you blind it. The raw, contaminated signal IS the signal — it tells you what bad actors want you to see. GNI Stage 1 RSS collection must remain unfiltered. Injection detection at Stage 1b is correct. The canary's job is to get poisoned so the system can detect the poison. Do not protect the canary.</w:t>
       </w:r>
     </w:p>
     <w:p>
@@ -2657,7 +2657,7 @@
           <w:sz w:val="22"/>
           <w:szCs w:val="22"/>
         </w:rPr>
-        <w:t xml:space="preserve">Both GNI and LENS discovered this independently. GNI called it GNI-R-233 (Self-Awareness Protocol). LENS called it injection resistance. They are the same problem: a system that has been consistently bearish tends to interpret ambiguous new data as bearish. After 21 consecutive BEARISH verdicts, the MAD agents' priors are contaminated. Cross-run verdict injection (last 7 verdicts + confidence trend) into MAD pre-prompt makes the bias visible and correctable.</w:t>
+        <w:t xml:space="preserve">Both GNI and Partner B discovered this independently. GNI called it GNI-R-233 (Self-Awareness Protocol). Partner B called it injection resistance. They are the same problem: a system that has been consistently bearish tends to interpret ambiguous new data as bearish. After 21 consecutive BEARISH verdicts, the MAD agents' priors are contaminated. Cross-run verdict injection (last 7 verdicts + confidence trend) into MAD pre-prompt makes the bias visible and correctable.</w:t>
       </w:r>
     </w:p>
     <w:p>
@@ -2687,7 +2687,7 @@
           <w:sz w:val="22"/>
           <w:szCs w:val="22"/>
         </w:rPr>
-        <w:t xml:space="preserve">LENS insight: 'When System 3 sees that S2-A was upgraded 3 times in 6 months — it knows the injection environment is intensifying.' GNI's model upgrade history (GROQ_MAD_MODEL switches, prompt variant changes) is intelligence about the world. A system that requires frequent prompt upgrades is under increasing narrative pressure. Log every upgrade with timestamp + reason. This log IS a signal.</w:t>
+        <w:t xml:space="preserve">Partner B insight: 'When System 3 sees that S2-A was upgraded 3 times in 6 months — it knows the injection environment is intensifying.' GNI's model upgrade history (GROQ_MAD_MODEL switches, prompt variant changes) is intelligence about the world. A system that requires frequent prompt upgrades is under increasing narrative pressure. Log every upgrade with timestamp + reason. This log IS a signal.</w:t>
       </w:r>
     </w:p>
     <w:p>
